--- a/rapports/2026-06-03/EQ15/EQ15_enq3_v2/DR_082102000010/24-83-64-35.docx
+++ b/rapports/2026-06-03/EQ15/EQ15_enq3_v2/DR_082102000010/24-83-64-35.docx
@@ -634,7 +634,7 @@
                 <w:color w:val="16A34A"/>
                 <w:sz w:val="16"/>
               </w:rPr>
-              <w:t>—</w:t>
+              <w:t>s01q03c, s01q04a, s01q00b</w:t>
             </w:r>
           </w:p>
         </w:tc>
@@ -814,7 +814,7 @@
                 <w:color w:val="16A34A"/>
                 <w:sz w:val="16"/>
               </w:rPr>
-              <w:t>—</w:t>
+              <w:t>s01q03c, s01q04a, s01q00b</w:t>
             </w:r>
           </w:p>
         </w:tc>
@@ -904,7 +904,7 @@
                 <w:color w:val="16A34A"/>
                 <w:sz w:val="16"/>
               </w:rPr>
-              <w:t>—</w:t>
+              <w:t>s01q03c, s01q04a, s01q00b</w:t>
             </w:r>
           </w:p>
         </w:tc>
@@ -1084,7 +1084,7 @@
                 <w:color w:val="16A34A"/>
                 <w:sz w:val="16"/>
               </w:rPr>
-              <w:t>—</w:t>
+              <w:t>s01q32, s01q36, s01q38, s04q37_modif, s02q33, s02q34, s01q00b</w:t>
             </w:r>
           </w:p>
         </w:tc>
@@ -1174,7 +1174,7 @@
                 <w:color w:val="16A34A"/>
                 <w:sz w:val="16"/>
               </w:rPr>
-              <w:t>—</w:t>
+              <w:t>s01q32, s01q36, s01q38, s04q37_modif, s02q33, s02q34, s01q00b</w:t>
             </w:r>
           </w:p>
         </w:tc>
@@ -1354,7 +1354,7 @@
                 <w:color w:val="16A34A"/>
                 <w:sz w:val="16"/>
               </w:rPr>
-              <w:t>—</w:t>
+              <w:t>s01q32, s01q36, s01q38, s04q37_modif, s02q33, s02q34, s01q00b</w:t>
             </w:r>
           </w:p>
         </w:tc>
@@ -1624,7 +1624,7 @@
                 <w:color w:val="16A34A"/>
                 <w:sz w:val="16"/>
               </w:rPr>
-              <w:t>—</w:t>
+              <w:t>s00q27</w:t>
             </w:r>
           </w:p>
         </w:tc>
@@ -1984,7 +1984,7 @@
                 <w:color w:val="16A34A"/>
                 <w:sz w:val="16"/>
               </w:rPr>
-              <w:t>—</w:t>
+              <w:t>s00q12a, s00q12b</w:t>
             </w:r>
           </w:p>
         </w:tc>
@@ -2164,7 +2164,7 @@
                 <w:color w:val="16A34A"/>
                 <w:sz w:val="16"/>
               </w:rPr>
-              <w:t>—</w:t>
+              <w:t>s00q27, s01q03a, s01q03b, s01q03c, s01q00b</w:t>
             </w:r>
           </w:p>
         </w:tc>
@@ -2344,7 +2344,7 @@
                 <w:color w:val="16A34A"/>
                 <w:sz w:val="16"/>
               </w:rPr>
-              <w:t>—</w:t>
+              <w:t>s00q27, s01q03a, s01q03b, s01q03c, s01q00b</w:t>
             </w:r>
           </w:p>
         </w:tc>
@@ -2524,7 +2524,7 @@
                 <w:color w:val="16A34A"/>
                 <w:sz w:val="16"/>
               </w:rPr>
-              <w:t>—</w:t>
+              <w:t>s00q27, s01q03a, s01q03b, s01q03c, s01q00b</w:t>
             </w:r>
           </w:p>
         </w:tc>
@@ -3064,7 +3064,7 @@
                 <w:color w:val="16A34A"/>
                 <w:sz w:val="16"/>
               </w:rPr>
-              <w:t>—</w:t>
+              <w:t>s01q23, s01q00b, s01q23_autre</w:t>
             </w:r>
           </w:p>
         </w:tc>
@@ -3604,7 +3604,7 @@
                 <w:color w:val="16A34A"/>
                 <w:sz w:val="16"/>
               </w:rPr>
-              <w:t>—</w:t>
+              <w:t>s01q41a, s02q20, s02q22, s03q07, s03q02, s01q00b, s03q02_autre</w:t>
             </w:r>
           </w:p>
         </w:tc>
@@ -3694,7 +3694,7 @@
                 <w:color w:val="16A34A"/>
                 <w:sz w:val="16"/>
               </w:rPr>
-              <w:t>—</w:t>
+              <w:t>s01q41a, s02q20, s02q22, s03q07, s03q02, s01q00b, s03q02_autre</w:t>
             </w:r>
           </w:p>
         </w:tc>
@@ -3784,7 +3784,7 @@
                 <w:color w:val="16A34A"/>
                 <w:sz w:val="16"/>
               </w:rPr>
-              <w:t>—</w:t>
+              <w:t>s01q41a, s02q20, s02q22, s03q07, s03q02, s01q00b, s03q02_autre</w:t>
             </w:r>
           </w:p>
         </w:tc>
@@ -3874,7 +3874,7 @@
                 <w:color w:val="16A34A"/>
                 <w:sz w:val="16"/>
               </w:rPr>
-              <w:t>—</w:t>
+              <w:t>s01q41a, s02q20, s02q22, s03q07, s03q02, s01q00b, s03q02_autre</w:t>
             </w:r>
           </w:p>
         </w:tc>
@@ -4054,7 +4054,7 @@
                 <w:color w:val="16A34A"/>
                 <w:sz w:val="16"/>
               </w:rPr>
-              <w:t>—</w:t>
+              <w:t>s00q04, s01q41, s02q14, s01q00b</w:t>
             </w:r>
           </w:p>
         </w:tc>
@@ -4414,7 +4414,7 @@
                 <w:color w:val="16A34A"/>
                 <w:sz w:val="16"/>
               </w:rPr>
-              <w:t>—</w:t>
+              <w:t>s01q25, s01q29, s01q30, s04q46, s01q00b</w:t>
             </w:r>
           </w:p>
         </w:tc>
@@ -4504,7 +4504,7 @@
                 <w:color w:val="16A34A"/>
                 <w:sz w:val="16"/>
               </w:rPr>
-              <w:t>—</w:t>
+              <w:t>s00q07a, s00q08, s00q10, s00q13_0, s00q15_0, s00q17_0, s00q23a, s00q23b</w:t>
             </w:r>
           </w:p>
         </w:tc>
@@ -4594,7 +4594,7 @@
                 <w:color w:val="16A34A"/>
                 <w:sz w:val="16"/>
               </w:rPr>
-              <w:t>—</w:t>
+              <w:t>s01q25, s01q29, s01q30, s04q46, s01q00b</w:t>
             </w:r>
           </w:p>
         </w:tc>
@@ -4684,7 +4684,7 @@
                 <w:color w:val="16A34A"/>
                 <w:sz w:val="16"/>
               </w:rPr>
-              <w:t>—</w:t>
+              <w:t>s00q07a, s00q08, s00q10, s00q13_0, s00q15_0, s00q17_0, s00q23a, s00q23b</w:t>
             </w:r>
           </w:p>
         </w:tc>
@@ -4774,7 +4774,7 @@
                 <w:color w:val="16A34A"/>
                 <w:sz w:val="16"/>
               </w:rPr>
-              <w:t>—</w:t>
+              <w:t>s01q25, s01q29, s01q30, s04q46, s01q00b</w:t>
             </w:r>
           </w:p>
         </w:tc>
@@ -4864,7 +4864,7 @@
                 <w:color w:val="16A34A"/>
                 <w:sz w:val="16"/>
               </w:rPr>
-              <w:t>—</w:t>
+              <w:t>s00q07a, s00q08, s00q10, s00q13_0, s00q15_0, s00q17_0, s00q23a, s00q23b</w:t>
             </w:r>
           </w:p>
         </w:tc>
@@ -4954,7 +4954,7 @@
                 <w:color w:val="16A34A"/>
                 <w:sz w:val="16"/>
               </w:rPr>
-              <w:t>—</w:t>
+              <w:t>s01q25, s01q29, s01q30, s04q46, s01q00b</w:t>
             </w:r>
           </w:p>
         </w:tc>
@@ -5044,7 +5044,7 @@
                 <w:color w:val="16A34A"/>
                 <w:sz w:val="16"/>
               </w:rPr>
-              <w:t>—</w:t>
+              <w:t>s00q07a, s00q08, s00q10, s00q13_0, s00q15_0, s00q17_0, s00q23a, s00q23b</w:t>
             </w:r>
           </w:p>
         </w:tc>
@@ -5134,7 +5134,7 @@
                 <w:color w:val="16A34A"/>
                 <w:sz w:val="16"/>
               </w:rPr>
-              <w:t>—</w:t>
+              <w:t>s01q25, s01q29, s01q30, s04q46, s01q00b</w:t>
             </w:r>
           </w:p>
         </w:tc>
@@ -5224,7 +5224,7 @@
                 <w:color w:val="16A34A"/>
                 <w:sz w:val="16"/>
               </w:rPr>
-              <w:t>—</w:t>
+              <w:t>s00q07a, s00q08, s00q10, s00q13_0, s00q15_0, s00q17_0, s00q23a, s00q23b</w:t>
             </w:r>
           </w:p>
         </w:tc>
@@ -5314,7 +5314,7 @@
                 <w:color w:val="16A34A"/>
                 <w:sz w:val="16"/>
               </w:rPr>
-              <w:t>—</w:t>
+              <w:t>s01q25, s01q29, s01q30, s04q46, s01q00b</w:t>
             </w:r>
           </w:p>
         </w:tc>
@@ -5404,7 +5404,7 @@
                 <w:color w:val="16A34A"/>
                 <w:sz w:val="16"/>
               </w:rPr>
-              <w:t>—</w:t>
+              <w:t>s00q07a, s00q08, s00q10, s00q13_0, s00q15_0, s00q17_0, s00q23a, s00q23b</w:t>
             </w:r>
           </w:p>
         </w:tc>
@@ -5494,7 +5494,7 @@
                 <w:color w:val="16A34A"/>
                 <w:sz w:val="16"/>
               </w:rPr>
-              <w:t>—</w:t>
+              <w:t>s01q25, s01q29, s01q30, s04q46, s01q00b</w:t>
             </w:r>
           </w:p>
         </w:tc>
@@ -5584,7 +5584,7 @@
                 <w:color w:val="16A34A"/>
                 <w:sz w:val="16"/>
               </w:rPr>
-              <w:t>—</w:t>
+              <w:t>s00q07a, s00q08, s00q10, s00q13_0, s00q15_0, s00q17_0, s00q23a, s00q23b</w:t>
             </w:r>
           </w:p>
         </w:tc>
@@ -5674,7 +5674,7 @@
                 <w:color w:val="16A34A"/>
                 <w:sz w:val="16"/>
               </w:rPr>
-              <w:t>—</w:t>
+              <w:t>s01q25, s01q29, s01q30, s04q46, s01q00b</w:t>
             </w:r>
           </w:p>
         </w:tc>
@@ -5764,7 +5764,7 @@
                 <w:color w:val="16A34A"/>
                 <w:sz w:val="16"/>
               </w:rPr>
-              <w:t>—</w:t>
+              <w:t>s00q07a, s00q08, s00q10, s00q13_0, s00q15_0, s00q17_0, s00q23a, s00q23b</w:t>
             </w:r>
           </w:p>
         </w:tc>
@@ -5854,7 +5854,7 @@
                 <w:color w:val="16A34A"/>
                 <w:sz w:val="16"/>
               </w:rPr>
-              <w:t>—</w:t>
+              <w:t>s01q25, s01q29, s01q30, s04q46, s01q00b</w:t>
             </w:r>
           </w:p>
         </w:tc>
@@ -5944,7 +5944,7 @@
                 <w:color w:val="16A34A"/>
                 <w:sz w:val="16"/>
               </w:rPr>
-              <w:t>—</w:t>
+              <w:t>s00q07a, s00q08, s00q10, s00q13_0, s00q15_0, s00q17_0, s00q23a, s00q23b</w:t>
             </w:r>
           </w:p>
         </w:tc>
@@ -6034,7 +6034,7 @@
                 <w:color w:val="16A34A"/>
                 <w:sz w:val="16"/>
               </w:rPr>
-              <w:t>—</w:t>
+              <w:t>s01q25, s01q29, s01q30, s04q46, s01q00b</w:t>
             </w:r>
           </w:p>
         </w:tc>
@@ -6124,7 +6124,7 @@
                 <w:color w:val="16A34A"/>
                 <w:sz w:val="16"/>
               </w:rPr>
-              <w:t>—</w:t>
+              <w:t>s00q07a, s00q08, s00q10, s00q13_0, s00q15_0, s00q17_0, s00q23a, s00q23b</w:t>
             </w:r>
           </w:p>
         </w:tc>
@@ -6214,7 +6214,7 @@
                 <w:color w:val="16A34A"/>
                 <w:sz w:val="16"/>
               </w:rPr>
-              <w:t>—</w:t>
+              <w:t>s01q25, s01q29, s01q30, s04q46, s01q00b</w:t>
             </w:r>
           </w:p>
         </w:tc>
@@ -6304,7 +6304,7 @@
                 <w:color w:val="16A34A"/>
                 <w:sz w:val="16"/>
               </w:rPr>
-              <w:t>—</w:t>
+              <w:t>s00q07a, s00q08, s00q10, s00q13_0, s00q15_0, s00q17_0, s00q23a, s00q23b</w:t>
             </w:r>
           </w:p>
         </w:tc>
@@ -6394,7 +6394,7 @@
                 <w:color w:val="16A34A"/>
                 <w:sz w:val="16"/>
               </w:rPr>
-              <w:t>—</w:t>
+              <w:t>s01q25, s01q29, s01q30, s04q46, s01q00b</w:t>
             </w:r>
           </w:p>
         </w:tc>
@@ -6484,7 +6484,7 @@
                 <w:color w:val="16A34A"/>
                 <w:sz w:val="16"/>
               </w:rPr>
-              <w:t>—</w:t>
+              <w:t>s00q07a, s00q08, s00q10, s00q13_0, s00q15_0, s00q17_0, s00q23a, s00q23b</w:t>
             </w:r>
           </w:p>
         </w:tc>
@@ -6574,7 +6574,7 @@
                 <w:color w:val="16A34A"/>
                 <w:sz w:val="16"/>
               </w:rPr>
-              <w:t>—</w:t>
+              <w:t>s01q25, s01q29, s01q30, s04q46, s01q00b</w:t>
             </w:r>
           </w:p>
         </w:tc>
@@ -6664,7 +6664,7 @@
                 <w:color w:val="16A34A"/>
                 <w:sz w:val="16"/>
               </w:rPr>
-              <w:t>—</w:t>
+              <w:t>s00q07a, s00q08, s00q10, s00q13_0, s00q15_0, s00q17_0, s00q23a, s00q23b</w:t>
             </w:r>
           </w:p>
         </w:tc>
@@ -6754,7 +6754,7 @@
                 <w:color w:val="16A34A"/>
                 <w:sz w:val="16"/>
               </w:rPr>
-              <w:t>—</w:t>
+              <w:t>s01q25, s01q29, s01q30, s04q46, s01q00b</w:t>
             </w:r>
           </w:p>
         </w:tc>
@@ -6844,7 +6844,7 @@
                 <w:color w:val="16A34A"/>
                 <w:sz w:val="16"/>
               </w:rPr>
-              <w:t>—</w:t>
+              <w:t>s00q07a, s00q08, s00q10, s00q13_0, s00q15_0, s00q17_0, s00q23a, s00q23b</w:t>
             </w:r>
           </w:p>
         </w:tc>
@@ -6934,7 +6934,7 @@
                 <w:color w:val="16A34A"/>
                 <w:sz w:val="16"/>
               </w:rPr>
-              <w:t>—</w:t>
+              <w:t>s01q25, s01q29, s01q30, s04q46, s01q00b</w:t>
             </w:r>
           </w:p>
         </w:tc>
@@ -7024,7 +7024,7 @@
                 <w:color w:val="16A34A"/>
                 <w:sz w:val="16"/>
               </w:rPr>
-              <w:t>—</w:t>
+              <w:t>s00q07a, s00q08, s00q10, s00q13_0, s00q15_0, s00q17_0, s00q23a, s00q23b</w:t>
             </w:r>
           </w:p>
         </w:tc>
@@ -7114,7 +7114,7 @@
                 <w:color w:val="16A34A"/>
                 <w:sz w:val="16"/>
               </w:rPr>
-              <w:t>—</w:t>
+              <w:t>s01q25, s01q29, s01q30, s04q46, s01q00b</w:t>
             </w:r>
           </w:p>
         </w:tc>
@@ -7204,7 +7204,7 @@
                 <w:color w:val="16A34A"/>
                 <w:sz w:val="16"/>
               </w:rPr>
-              <w:t>—</w:t>
+              <w:t>s00q07a, s00q08, s00q10, s00q13_0, s00q15_0, s00q17_0, s00q23a, s00q23b</w:t>
             </w:r>
           </w:p>
         </w:tc>
@@ -7294,7 +7294,7 @@
                 <w:color w:val="16A34A"/>
                 <w:sz w:val="16"/>
               </w:rPr>
-              <w:t>—</w:t>
+              <w:t>s01q25, s01q29, s01q30, s04q46, s01q00b</w:t>
             </w:r>
           </w:p>
         </w:tc>
@@ -7384,7 +7384,7 @@
                 <w:color w:val="16A34A"/>
                 <w:sz w:val="16"/>
               </w:rPr>
-              <w:t>—</w:t>
+              <w:t>s00q07a, s00q08, s00q10, s00q13_0, s00q15_0, s00q17_0, s00q23a, s00q23b</w:t>
             </w:r>
           </w:p>
         </w:tc>
@@ -7474,7 +7474,7 @@
                 <w:color w:val="16A34A"/>
                 <w:sz w:val="16"/>
               </w:rPr>
-              <w:t>—</w:t>
+              <w:t>s01q25, s01q29, s01q30, s04q46, s01q00b</w:t>
             </w:r>
           </w:p>
         </w:tc>
@@ -7564,7 +7564,7 @@
                 <w:color w:val="16A34A"/>
                 <w:sz w:val="16"/>
               </w:rPr>
-              <w:t>—</w:t>
+              <w:t>s00q07a, s00q08, s00q10, s00q13_0, s00q15_0, s00q17_0, s00q23a, s00q23b</w:t>
             </w:r>
           </w:p>
         </w:tc>
@@ -7654,7 +7654,7 @@
                 <w:color w:val="16A34A"/>
                 <w:sz w:val="16"/>
               </w:rPr>
-              <w:t>—</w:t>
+              <w:t>s01q25, s01q29, s01q30, s04q46, s01q00b</w:t>
             </w:r>
           </w:p>
         </w:tc>
@@ -7744,7 +7744,7 @@
                 <w:color w:val="16A34A"/>
                 <w:sz w:val="16"/>
               </w:rPr>
-              <w:t>—</w:t>
+              <w:t>s00q07a, s00q08, s00q10, s00q13_0, s00q15_0, s00q17_0, s00q23a, s00q23b</w:t>
             </w:r>
           </w:p>
         </w:tc>
@@ -7834,7 +7834,7 @@
                 <w:color w:val="16A34A"/>
                 <w:sz w:val="16"/>
               </w:rPr>
-              <w:t>—</w:t>
+              <w:t>s01q25, s01q29, s01q30, s04q46, s01q00b</w:t>
             </w:r>
           </w:p>
         </w:tc>
@@ -7924,7 +7924,7 @@
                 <w:color w:val="16A34A"/>
                 <w:sz w:val="16"/>
               </w:rPr>
-              <w:t>—</w:t>
+              <w:t>s00q07a, s00q08, s00q10, s00q13_0, s00q15_0, s00q17_0, s00q23a, s00q23b</w:t>
             </w:r>
           </w:p>
         </w:tc>
@@ -8014,7 +8014,7 @@
                 <w:color w:val="16A34A"/>
                 <w:sz w:val="16"/>
               </w:rPr>
-              <w:t>—</w:t>
+              <w:t>s01q25, s01q29, s01q30, s04q46, s01q00b</w:t>
             </w:r>
           </w:p>
         </w:tc>
@@ -8104,7 +8104,7 @@
                 <w:color w:val="16A34A"/>
                 <w:sz w:val="16"/>
               </w:rPr>
-              <w:t>—</w:t>
+              <w:t>s00q07a, s00q08, s00q10, s00q13_0, s00q15_0, s00q17_0, s00q23a, s00q23b</w:t>
             </w:r>
           </w:p>
         </w:tc>
@@ -8194,7 +8194,7 @@
                 <w:color w:val="16A34A"/>
                 <w:sz w:val="16"/>
               </w:rPr>
-              <w:t>—</w:t>
+              <w:t>s01q25, s01q29, s01q30, s04q46, s01q00b</w:t>
             </w:r>
           </w:p>
         </w:tc>
@@ -8284,7 +8284,7 @@
                 <w:color w:val="16A34A"/>
                 <w:sz w:val="16"/>
               </w:rPr>
-              <w:t>—</w:t>
+              <w:t>s00q07a, s00q08, s00q10, s00q13_0, s00q15_0, s00q17_0, s00q23a, s00q23b</w:t>
             </w:r>
           </w:p>
         </w:tc>
@@ -8374,7 +8374,7 @@
                 <w:color w:val="16A34A"/>
                 <w:sz w:val="16"/>
               </w:rPr>
-              <w:t>—</w:t>
+              <w:t>s01q25, s01q29, s01q30, s04q46, s01q00b</w:t>
             </w:r>
           </w:p>
         </w:tc>
@@ -8464,7 +8464,7 @@
                 <w:color w:val="16A34A"/>
                 <w:sz w:val="16"/>
               </w:rPr>
-              <w:t>—</w:t>
+              <w:t>s00q07a, s00q08, s00q10, s00q13_0, s00q15_0, s00q17_0, s00q23a, s00q23b</w:t>
             </w:r>
           </w:p>
         </w:tc>
@@ -8554,7 +8554,7 @@
                 <w:color w:val="16A34A"/>
                 <w:sz w:val="16"/>
               </w:rPr>
-              <w:t>—</w:t>
+              <w:t>s01q25, s01q29, s01q30, s04q46, s01q00b</w:t>
             </w:r>
           </w:p>
         </w:tc>
@@ -8644,7 +8644,7 @@
                 <w:color w:val="16A34A"/>
                 <w:sz w:val="16"/>
               </w:rPr>
-              <w:t>—</w:t>
+              <w:t>s00q07a, s00q08, s00q10, s00q13_0, s00q15_0, s00q17_0, s00q23a, s00q23b</w:t>
             </w:r>
           </w:p>
         </w:tc>
@@ -8734,7 +8734,7 @@
                 <w:color w:val="16A34A"/>
                 <w:sz w:val="16"/>
               </w:rPr>
-              <w:t>—</w:t>
+              <w:t>s01q25, s01q29, s01q30, s04q46, s01q00b</w:t>
             </w:r>
           </w:p>
         </w:tc>
@@ -8824,7 +8824,7 @@
                 <w:color w:val="16A34A"/>
                 <w:sz w:val="16"/>
               </w:rPr>
-              <w:t>—</w:t>
+              <w:t>s00q07a, s00q08, s00q10, s00q13_0, s00q15_0, s00q17_0, s00q23a, s00q23b</w:t>
             </w:r>
           </w:p>
         </w:tc>
@@ -8914,7 +8914,7 @@
                 <w:color w:val="16A34A"/>
                 <w:sz w:val="16"/>
               </w:rPr>
-              <w:t>—</w:t>
+              <w:t>s01q25, s01q29, s01q30, s04q46, s01q00b</w:t>
             </w:r>
           </w:p>
         </w:tc>
@@ -9004,7 +9004,7 @@
                 <w:color w:val="16A34A"/>
                 <w:sz w:val="16"/>
               </w:rPr>
-              <w:t>—</w:t>
+              <w:t>s00q07a, s00q08, s00q10, s00q13_0, s00q15_0, s00q17_0, s00q23a, s00q23b</w:t>
             </w:r>
           </w:p>
         </w:tc>
@@ -9094,7 +9094,7 @@
                 <w:color w:val="16A34A"/>
                 <w:sz w:val="16"/>
               </w:rPr>
-              <w:t>—</w:t>
+              <w:t>s01q25, s01q29, s01q30, s04q46, s01q00b</w:t>
             </w:r>
           </w:p>
         </w:tc>
@@ -9184,7 +9184,7 @@
                 <w:color w:val="16A34A"/>
                 <w:sz w:val="16"/>
               </w:rPr>
-              <w:t>—</w:t>
+              <w:t>s00q07a, s00q08, s00q10, s00q13_0, s00q15_0, s00q17_0, s00q23a, s00q23b</w:t>
             </w:r>
           </w:p>
         </w:tc>
@@ -9274,7 +9274,7 @@
                 <w:color w:val="16A34A"/>
                 <w:sz w:val="16"/>
               </w:rPr>
-              <w:t>—</w:t>
+              <w:t>s01q25, s01q29, s01q30, s04q46, s01q00b</w:t>
             </w:r>
           </w:p>
         </w:tc>
@@ -9364,7 +9364,7 @@
                 <w:color w:val="16A34A"/>
                 <w:sz w:val="16"/>
               </w:rPr>
-              <w:t>—</w:t>
+              <w:t>s00q07a, s00q08, s00q10, s00q13_0, s00q15_0, s00q17_0, s00q23a, s00q23b</w:t>
             </w:r>
           </w:p>
         </w:tc>
@@ -9454,7 +9454,7 @@
                 <w:color w:val="16A34A"/>
                 <w:sz w:val="16"/>
               </w:rPr>
-              <w:t>—</w:t>
+              <w:t>s01q25, s01q29, s01q30, s04q46, s01q00b</w:t>
             </w:r>
           </w:p>
         </w:tc>
@@ -9544,7 +9544,7 @@
                 <w:color w:val="16A34A"/>
                 <w:sz w:val="16"/>
               </w:rPr>
-              <w:t>—</w:t>
+              <w:t>s00q07a, s00q08, s00q10, s00q13_0, s00q15_0, s00q17_0, s00q23a, s00q23b</w:t>
             </w:r>
           </w:p>
         </w:tc>
@@ -9634,7 +9634,7 @@
                 <w:color w:val="16A34A"/>
                 <w:sz w:val="16"/>
               </w:rPr>
-              <w:t>—</w:t>
+              <w:t>s01q25, s01q29, s01q30, s04q46, s01q00b</w:t>
             </w:r>
           </w:p>
         </w:tc>
@@ -9724,7 +9724,7 @@
                 <w:color w:val="16A34A"/>
                 <w:sz w:val="16"/>
               </w:rPr>
-              <w:t>—</w:t>
+              <w:t>s00q07a, s00q08, s00q10, s00q13_0, s00q15_0, s00q17_0, s00q23a, s00q23b</w:t>
             </w:r>
           </w:p>
         </w:tc>
@@ -9814,7 +9814,7 @@
                 <w:color w:val="16A34A"/>
                 <w:sz w:val="16"/>
               </w:rPr>
-              <w:t>—</w:t>
+              <w:t>s01q25, s01q29, s01q30, s04q46, s01q00b</w:t>
             </w:r>
           </w:p>
         </w:tc>
@@ -9904,7 +9904,7 @@
                 <w:color w:val="16A34A"/>
                 <w:sz w:val="16"/>
               </w:rPr>
-              <w:t>—</w:t>
+              <w:t>s00q07a, s00q08, s00q10, s00q13_0, s00q15_0, s00q17_0, s00q23a, s00q23b</w:t>
             </w:r>
           </w:p>
         </w:tc>
@@ -9994,7 +9994,7 @@
                 <w:color w:val="16A34A"/>
                 <w:sz w:val="16"/>
               </w:rPr>
-              <w:t>—</w:t>
+              <w:t>s01q25, s01q29, s01q30, s04q46, s01q00b</w:t>
             </w:r>
           </w:p>
         </w:tc>
@@ -10084,7 +10084,7 @@
                 <w:color w:val="16A34A"/>
                 <w:sz w:val="16"/>
               </w:rPr>
-              <w:t>—</w:t>
+              <w:t>s00q07a, s00q08, s00q10, s00q13_0, s00q15_0, s00q17_0, s00q23a, s00q23b</w:t>
             </w:r>
           </w:p>
         </w:tc>
@@ -10174,7 +10174,7 @@
                 <w:color w:val="16A34A"/>
                 <w:sz w:val="16"/>
               </w:rPr>
-              <w:t>—</w:t>
+              <w:t>s01q25, s01q29, s01q30, s04q46, s01q00b</w:t>
             </w:r>
           </w:p>
         </w:tc>
@@ -10264,7 +10264,7 @@
                 <w:color w:val="16A34A"/>
                 <w:sz w:val="16"/>
               </w:rPr>
-              <w:t>—</w:t>
+              <w:t>s00q07a, s00q08, s00q10, s00q13_0, s00q15_0, s00q17_0, s00q23a, s00q23b</w:t>
             </w:r>
           </w:p>
         </w:tc>
@@ -10354,7 +10354,7 @@
                 <w:color w:val="16A34A"/>
                 <w:sz w:val="16"/>
               </w:rPr>
-              <w:t>—</w:t>
+              <w:t>s01q25, s01q29, s01q30, s04q46, s01q00b</w:t>
             </w:r>
           </w:p>
         </w:tc>
@@ -10444,7 +10444,7 @@
                 <w:color w:val="16A34A"/>
                 <w:sz w:val="16"/>
               </w:rPr>
-              <w:t>—</w:t>
+              <w:t>s00q07a, s00q08, s00q10, s00q13_0, s00q15_0, s00q17_0, s00q23a, s00q23b</w:t>
             </w:r>
           </w:p>
         </w:tc>
@@ -10534,7 +10534,7 @@
                 <w:color w:val="16A34A"/>
                 <w:sz w:val="16"/>
               </w:rPr>
-              <w:t>—</w:t>
+              <w:t>s01q25, s01q29, s01q30, s04q46, s01q00b</w:t>
             </w:r>
           </w:p>
         </w:tc>
@@ -10624,7 +10624,7 @@
                 <w:color w:val="16A34A"/>
                 <w:sz w:val="16"/>
               </w:rPr>
-              <w:t>—</w:t>
+              <w:t>s00q07a, s00q08, s00q10, s00q13_0, s00q15_0, s00q17_0, s00q23a, s00q23b</w:t>
             </w:r>
           </w:p>
         </w:tc>
@@ -10714,7 +10714,7 @@
                 <w:color w:val="16A34A"/>
                 <w:sz w:val="16"/>
               </w:rPr>
-              <w:t>—</w:t>
+              <w:t>s01q25, s01q29, s01q30, s04q46, s01q00b</w:t>
             </w:r>
           </w:p>
         </w:tc>
@@ -10804,7 +10804,7 @@
                 <w:color w:val="16A34A"/>
                 <w:sz w:val="16"/>
               </w:rPr>
-              <w:t>—</w:t>
+              <w:t>s00q07a, s00q08, s00q10, s00q13_0, s00q15_0, s00q17_0, s00q23a, s00q23b</w:t>
             </w:r>
           </w:p>
         </w:tc>
@@ -10894,7 +10894,7 @@
                 <w:color w:val="16A34A"/>
                 <w:sz w:val="16"/>
               </w:rPr>
-              <w:t>—</w:t>
+              <w:t>s02q10, s06q13, s06q14, s06q15a, s07bq01, s07bq03b, s07bq03b1, s07bq03c1</w:t>
             </w:r>
           </w:p>
         </w:tc>
@@ -10984,7 +10984,7 @@
                 <w:color w:val="16A34A"/>
                 <w:sz w:val="16"/>
               </w:rPr>
-              <w:t>—</w:t>
+              <w:t>s01q25, s01q29, s01q30, s04q46, s01q00b</w:t>
             </w:r>
           </w:p>
         </w:tc>
@@ -11074,7 +11074,7 @@
                 <w:color w:val="16A34A"/>
                 <w:sz w:val="16"/>
               </w:rPr>
-              <w:t>—</w:t>
+              <w:t>s00q07a, s00q08, s00q10, s00q13_0, s00q15_0, s00q17_0, s00q23a, s00q23b</w:t>
             </w:r>
           </w:p>
         </w:tc>
@@ -11164,7 +11164,7 @@
                 <w:color w:val="16A34A"/>
                 <w:sz w:val="16"/>
               </w:rPr>
-              <w:t>—</w:t>
+              <w:t>s01q25, s01q29, s01q30, s04q46, s01q00b</w:t>
             </w:r>
           </w:p>
         </w:tc>
@@ -11254,7 +11254,7 @@
                 <w:color w:val="16A34A"/>
                 <w:sz w:val="16"/>
               </w:rPr>
-              <w:t>—</w:t>
+              <w:t>s00q07a, s00q08, s00q10, s00q13_0, s00q15_0, s00q17_0, s00q23a, s00q23b</w:t>
             </w:r>
           </w:p>
         </w:tc>
@@ -11344,7 +11344,7 @@
                 <w:color w:val="16A34A"/>
                 <w:sz w:val="16"/>
               </w:rPr>
-              <w:t>—</w:t>
+              <w:t>s01q25, s01q29, s01q30, s04q46, s01q00b</w:t>
             </w:r>
           </w:p>
         </w:tc>
@@ -11434,7 +11434,7 @@
                 <w:color w:val="16A34A"/>
                 <w:sz w:val="16"/>
               </w:rPr>
-              <w:t>—</w:t>
+              <w:t>s00q07a, s00q08, s00q10, s00q13_0, s00q15_0, s00q17_0, s00q23a, s00q23b</w:t>
             </w:r>
           </w:p>
         </w:tc>
@@ -11524,7 +11524,7 @@
                 <w:color w:val="16A34A"/>
                 <w:sz w:val="16"/>
               </w:rPr>
-              <w:t>—</w:t>
+              <w:t>s01q25, s01q29, s01q30, s04q46, s01q00b</w:t>
             </w:r>
           </w:p>
         </w:tc>
@@ -11614,7 +11614,7 @@
                 <w:color w:val="16A34A"/>
                 <w:sz w:val="16"/>
               </w:rPr>
-              <w:t>—</w:t>
+              <w:t>s00q07a, s00q08, s00q10, s00q13_0, s00q15_0, s00q17_0, s00q23a, s00q23b</w:t>
             </w:r>
           </w:p>
         </w:tc>
@@ -11704,7 +11704,7 @@
                 <w:color w:val="16A34A"/>
                 <w:sz w:val="16"/>
               </w:rPr>
-              <w:t>—</w:t>
+              <w:t>s01q25, s01q29, s01q30, s04q46, s01q00b</w:t>
             </w:r>
           </w:p>
         </w:tc>
@@ -11794,7 +11794,7 @@
                 <w:color w:val="16A34A"/>
                 <w:sz w:val="16"/>
               </w:rPr>
-              <w:t>—</w:t>
+              <w:t>s00q07a, s00q08, s00q10, s00q13_0, s00q15_0, s00q17_0, s00q23a, s00q23b</w:t>
             </w:r>
           </w:p>
         </w:tc>
@@ -11884,7 +11884,7 @@
                 <w:color w:val="16A34A"/>
                 <w:sz w:val="16"/>
               </w:rPr>
-              <w:t>—</w:t>
+              <w:t>s01q25, s01q29, s01q30, s04q46, s01q00b</w:t>
             </w:r>
           </w:p>
         </w:tc>
@@ -11974,7 +11974,7 @@
                 <w:color w:val="16A34A"/>
                 <w:sz w:val="16"/>
               </w:rPr>
-              <w:t>—</w:t>
+              <w:t>s00q07a, s00q08, s00q10, s00q13_0, s00q15_0, s00q17_0, s00q23a, s00q23b</w:t>
             </w:r>
           </w:p>
         </w:tc>
@@ -12064,7 +12064,7 @@
                 <w:color w:val="16A34A"/>
                 <w:sz w:val="16"/>
               </w:rPr>
-              <w:t>—</w:t>
+              <w:t>s01q25, s01q29, s01q30, s04q46, s01q00b</w:t>
             </w:r>
           </w:p>
         </w:tc>
@@ -12154,7 +12154,7 @@
                 <w:color w:val="16A34A"/>
                 <w:sz w:val="16"/>
               </w:rPr>
-              <w:t>—</w:t>
+              <w:t>s00q07a, s00q08, s00q10, s00q13_0, s00q15_0, s00q17_0, s00q23a, s00q23b</w:t>
             </w:r>
           </w:p>
         </w:tc>
@@ -12244,7 +12244,7 @@
                 <w:color w:val="16A34A"/>
                 <w:sz w:val="16"/>
               </w:rPr>
-              <w:t>—</w:t>
+              <w:t>s01q25, s01q29, s01q30, s04q46, s01q00b</w:t>
             </w:r>
           </w:p>
         </w:tc>
@@ -13594,7 +13594,7 @@
                 <w:color w:val="16A34A"/>
                 <w:sz w:val="16"/>
               </w:rPr>
-              <w:t>—</w:t>
+              <w:t>s01q23, s01q00b, s01q23_autre</w:t>
             </w:r>
           </w:p>
         </w:tc>
@@ -16384,7 +16384,7 @@
                 <w:color w:val="16A34A"/>
                 <w:sz w:val="16"/>
               </w:rPr>
-              <w:t>—</w:t>
+              <w:t>s01q23, s01q00b, s01q23_autre</w:t>
             </w:r>
           </w:p>
         </w:tc>
@@ -16654,7 +16654,7 @@
                 <w:color w:val="16A34A"/>
                 <w:sz w:val="16"/>
               </w:rPr>
-              <w:t>—</w:t>
+              <w:t>s01q23, s01q00b, s01q23_autre</w:t>
             </w:r>
           </w:p>
         </w:tc>
@@ -18454,7 +18454,7 @@
                 <w:color w:val="16A34A"/>
                 <w:sz w:val="16"/>
               </w:rPr>
-              <w:t>—</w:t>
+              <w:t>s00q10, s01q35, s01q36, s01q37, s02q04, s02q15, s03q31, s04q22</w:t>
             </w:r>
           </w:p>
         </w:tc>
@@ -18544,7 +18544,7 @@
                 <w:color w:val="16A34A"/>
                 <w:sz w:val="16"/>
               </w:rPr>
-              <w:t>—</w:t>
+              <w:t>s01q23, s01q00b, s01q23_autre</w:t>
             </w:r>
           </w:p>
         </w:tc>
@@ -18634,7 +18634,7 @@
                 <w:color w:val="16A34A"/>
                 <w:sz w:val="16"/>
               </w:rPr>
-              <w:t>—</w:t>
+              <w:t>s00q04, s01q41a, s02q12, s03q05, s03q08, s03q14, s06q12, s11q43</w:t>
             </w:r>
           </w:p>
         </w:tc>
@@ -18904,7 +18904,7 @@
                 <w:color w:val="16A34A"/>
                 <w:sz w:val="16"/>
               </w:rPr>
-              <w:t>—</w:t>
+              <w:t>s01q02, s01q12, s01q13, s02q03__2, s03q01, s04q35a, s04q35b, s04q35c</w:t>
             </w:r>
           </w:p>
         </w:tc>
@@ -19174,7 +19174,7 @@
                 <w:color w:val="16A34A"/>
                 <w:sz w:val="16"/>
               </w:rPr>
-              <w:t>—</w:t>
+              <w:t>s01q35, s01q36, s01q37, s02q04, s02q15, s03q13, s03q14, s03q15</w:t>
             </w:r>
           </w:p>
         </w:tc>
@@ -19264,7 +19264,7 @@
                 <w:color w:val="16A34A"/>
                 <w:sz w:val="16"/>
               </w:rPr>
-              <w:t>—</w:t>
+              <w:t>s01q35, s01q36, s01q37, s02q04, s02q15, s03q13, s03q14, s03q15</w:t>
             </w:r>
           </w:p>
         </w:tc>
@@ -19354,7 +19354,7 @@
                 <w:color w:val="16A34A"/>
                 <w:sz w:val="16"/>
               </w:rPr>
-              <w:t>—</w:t>
+              <w:t>s01q10_1, s02q20, s02q22, s03q06, s04q19, s05q09, s04q49, s04q49_unite</w:t>
             </w:r>
           </w:p>
         </w:tc>
@@ -19444,7 +19444,7 @@
                 <w:color w:val="16A34A"/>
                 <w:sz w:val="16"/>
               </w:rPr>
-              <w:t>—</w:t>
+              <w:t>s00q08, s01q35, s01q36, s01q37, s02q01__3, s02q02__3, s03q21, s04q22</w:t>
             </w:r>
           </w:p>
         </w:tc>
